--- a/docs/ARA-framework-v2.docx
+++ b/docs/ARA-framework-v2.docx
@@ -691,7 +691,7 @@
           <w:szCs w:val="24"/>
           <w:rtl w:val="0"/>
         </w:rPr>
-        <w:t xml:space="preserve">ARA was developed through sustained practitioner engagement with closed freshwater aquarium systems maintained at the domestic scale, spanning more than five years of direct observation, system management, and engagement with hobbyist community knowledge. It is written by a hobbyist, not by a specialist in aquatic ecology, microbiology, or fish welfare, and it is offered as a foundation document to be tested and revised through collaboration, not as a validated theory. That status is stated plainly here because it shapes how every claim in the paper should be read. The framework’s empirical basis is freshwater; marine and reef systems are identified as an important direction for future extension, not a claimed domain of the current work. This practitioner grounding is not incidental to the framework. It is the reason the framework addresses a problem that theory alone has not yet named. The constructs ARA presents were not derived from theory and applied to practice. They were identified in practice, in the patterns of system behaviour and keeper response that existing guidance frameworks did not adequately explain, and then examined against established theoretical traditions to assess their coherence.</w:t>
+        <w:t xml:space="preserve">ARA was developed through sustained practitioner engagement with closed freshwater aquarium systems maintained at the domestic scale, spanning more than five years of direct observation, system management, and engagement with hobbyist community knowledge. A hobbyist wrote it, without formal training in aquatic ecology, microbiology, or fish welfare, and it is offered as a foundation document to be tested and revised through collaboration rather than a theory already validated. That status is stated plainly here because it shapes how every claim in the paper should be read. The framework’s empirical basis is freshwater; extension to marine and reef systems remains a future direction, and the current work makes no claim to that territory. This practitioner grounding is not incidental to the framework. It is the reason the framework addresses a problem that theory alone has not yet named. The constructs ARA presents were not derived from theory and applied to practice. They were identified in practice, in the patterns of system behaviour and keeper response that existing guidance frameworks did not adequately explain, and then examined against established theoretical traditions to assess their coherence.</w:t>
       </w:r>
       <w:r>
         <w:rPr>
@@ -777,7 +777,7 @@
           <w:szCs w:val="24"/>
           <w:rtl w:val="0"/>
         </w:rPr>
-        <w:t xml:space="preserve">ARA structures and names an orientation the author believes reflects a widely shared sensibility within the hobby, particularly the nature aquarium tradition, though this is an impression drawn from practice and community observation rather than a documented claim. The patience, incremental maturation, and trust in biological processes that underpin that tradition, across its low-tech and high-tech expressions alike, already appear to embody much of what ARA describes; ARA’s contribution, on this view, is a vocabulary for that sensibility, not a new one. This does not make the orientation universal, nor is the impression offered as settled. In systems with genuinely narrow tolerances, such as ultra-low nutrient reef systems keeping sensitive SPS coral, a day’s delay in correction can be lethal rather than merely developmental. In acute medical situations, such as treating a sick or injured animal, active and immediate intervention is the aligned response, not restraint. These are not failures of ARA’s orientation; they are contexts whose demands sit outside what a patience-oriented lens is designed to serve.</w:t>
+        <w:t xml:space="preserve">ARA structures and names an orientation the author believes reflects a widely shared sensibility within the hobby, particularly the nature aquarium tradition, though this is an impression drawn from practice and community observation rather than a documented claim. The patience, incremental maturation, and trust in biological processes that underpin that tradition, across its low-tech and high-tech expressions alike, already appear to embody much of what ARA describes; ARA’s contribution, on this view, is to give that existing sensibility a vocabulary, rather than to originate it. This does not make the orientation universal, nor is the impression offered as settled. In systems with genuinely narrow tolerances, such as ultra-low nutrient reef systems keeping sensitive SPS coral, a day’s delay in correction can be lethal rather than merely developmental. In acute medical situations, such as treating a sick or injured animal, active and immediate intervention is the aligned response, not restraint. These are not failures of ARA’s orientation; they are contexts whose demands sit outside what a patience-oriented lens is designed to serve.</w:t>
       </w:r>
     </w:p>
     <w:p>
@@ -805,6 +805,22 @@
           <w:rtl w:val="0"/>
         </w:rPr>
         <w:t xml:space="preserve"> Respiratory compromise, suspected poisoning, severe injury, and rapid deterioration call for immediate intervention, not observation, and no principle in this paper should be read to counsel otherwise. Where this paper repeatedly favours patience, that guidance applies to developmental and chronic conditions; it does not apply, and was never intended to apply, to emergencies. This exception sits above every principle in Section 5, not beneath any one of them.</w:t>
+      </w:r>
+    </w:p>
+    <w:p>
+      <w:pPr>
+        <w:spacing w:after="160" w:line="276" w:lineRule="auto"/>
+        <w:jc w:val="both"/>
+        <w:rPr/>
+      </w:pPr>
+      <w:r>
+        <w:rPr>
+          <w:rFonts w:ascii="Times New Roman" w:cs="Times New Roman" w:eastAsia="Times New Roman" w:hAnsi="Times New Roman"/>
+          <w:sz w:val="24"/>
+          <w:szCs w:val="24"/>
+          <w:rtl w:val="0"/>
+        </w:rPr>
+        <w:t xml:space="preserve">This orientation sits within a recognisable family of restraint-oriented hobbyist traditions, several long predating ARA. The Walstad Method (Walstad, low-tech, self-sustaining planted aquariums) and the Nature Aquarium tradition (Amano, patience and maturation over intervention) are established examples any experienced freshwater keeper is likely to know, and both were part of the practitioner context ARA emerged from. More recently, and separately from ARA’s development rather than during its early phases, the author encountered MACI (Marco de Acuario de Circuito Integrado, Riveiro de la Peña), a framework sharing a similar restraint-oriented philosophy, developed independently and in Spanish. It was not part of ARA’s development and is noted here as further evidence that this sensibility recurs across the hobby, not as a source drawn upon.</w:t>
       </w:r>
     </w:p>
     <w:p>
@@ -906,28 +922,28 @@
           <w:szCs w:val="24"/>
           <w:rtl w:val="0"/>
         </w:rPr>
-        <w:t xml:space="preserve">Third: alignment is preferable to control. Most aquarium problems are expressions of rhythm misalignment, not discrete technical failures. The appropriate response is pattern recognition and proportionate adjustment, not parameter correction and intervention escalation.</w:t>
-      </w:r>
-      <w:r>
-        <w:rPr>
-          <w:rtl w:val="0"/>
-        </w:rPr>
-      </w:r>
-    </w:p>
-    <w:p>
-      <w:pPr>
-        <w:spacing w:after="160" w:line="276" w:lineRule="auto"/>
-        <w:jc w:val="both"/>
-        <w:rPr/>
-      </w:pPr>
-      <w:r>
-        <w:rPr>
-          <w:rFonts w:ascii="Times New Roman" w:cs="Times New Roman" w:eastAsia="Times New Roman" w:hAnsi="Times New Roman"/>
-          <w:sz w:val="24"/>
-          <w:szCs w:val="24"/>
-          <w:rtl w:val="0"/>
-        </w:rPr>
-        <w:t xml:space="preserve">Fourth: ARA sides with ecological continuity. Living systems do best when their needs arrive consistently and incrementally. The keeper’s role is to provide that continuity as honestly as possible within the constraints of their actual capacity. Continuity, not perfection, is the direction the framework orients toward. This also means ARA is technology-neutral: a low-tech community tank and a high-tech CO₂-injected planted system may both be aligned when their design supports the keeper’s realistic rhythm. Equipment is evaluated relationally, not ideologically. This assumption also explains why ARA is deliberately non-prescriptive. Research consistently demonstrates that ecological reasoning built on genuine autonomous competence sustains keeper behaviour more reliably across varying circumstances than rule compliance alone (Deci &amp; Ryan, 2000). ARA asks questions and offers frameworks rather than issuing directives because that orientation produces more durable practice.</w:t>
+        <w:t xml:space="preserve">Third: alignment is preferable to control. Most aquarium problems are best understood as rhythm misalignment rather than discrete technical failure. The appropriate response is pattern recognition and proportionate adjustment; escalating to parameter correction and intervention tends to treat the symptom while leaving the misalignment untouched.</w:t>
+      </w:r>
+      <w:r>
+        <w:rPr>
+          <w:rtl w:val="0"/>
+        </w:rPr>
+      </w:r>
+    </w:p>
+    <w:p>
+      <w:pPr>
+        <w:spacing w:after="160" w:line="276" w:lineRule="auto"/>
+        <w:jc w:val="both"/>
+        <w:rPr/>
+      </w:pPr>
+      <w:r>
+        <w:rPr>
+          <w:rFonts w:ascii="Times New Roman" w:cs="Times New Roman" w:eastAsia="Times New Roman" w:hAnsi="Times New Roman"/>
+          <w:sz w:val="24"/>
+          <w:szCs w:val="24"/>
+          <w:rtl w:val="0"/>
+        </w:rPr>
+        <w:t xml:space="preserve">Fourth: ARA sides with ecological continuity. Living systems do best when their needs arrive consistently and incrementally. The keeper’s role is to provide that continuity as honestly as possible within the constraints of their actual capacity. Continuity is the direction the framework orients toward, ahead of perfection. This also means ARA is technology-neutral: a low-tech community tank and a high-tech CO₂-injected planted system may both be aligned when their design supports the keeper’s realistic rhythm. Equipment is judged on that relationship, never on ideology about which approach is superior. This assumption also explains why ARA is deliberately non-prescriptive. Research consistently demonstrates that ecological reasoning built on genuine autonomous competence sustains keeper behaviour more reliably across varying circumstances than rule compliance alone (Deci &amp; Ryan, 2000). ARA asks questions and offers frameworks rather than issuing directives because that orientation produces more durable practice.</w:t>
       </w:r>
       <w:r>
         <w:rPr>
@@ -983,7 +999,7 @@
           <w:szCs w:val="24"/>
           <w:rtl w:val="0"/>
         </w:rPr>
-        <w:t xml:space="preserve">ARA reads a closed aquatic system along two kinds of dimension: a set of ongoing ecological rhythms through which the system operates, and a set of developmental phases that describe its current sensitivity and the conditions under which those rhythms should be read. The framework settles on five rhythms and three phases, but these counts are an analytic choice that earned its keep in practice, not a claim about how many rhythms a system “really” has. Someone reading the same systems might reasonably draw the lines differently; what matters is that the dimensions chosen make recurring patterns easier to see, not that the number is correct.</w:t>
+        <w:t xml:space="preserve">ARA reads a closed aquatic system along two kinds of dimension: a set of ongoing ecological rhythms through which the system operates, and a set of developmental phases that describe its current sensitivity and the conditions under which those rhythms should be read. The framework settles on five rhythms and three phases, but these counts are an analytic choice that earned its keep in practice; they do not claim to fix how many rhythms a system “really” has. Someone reading the same systems might reasonably draw the lines differently. What matters is whether the dimensions chosen make recurring patterns easier to see — the number itself carries no independent claim to correctness.</w:t>
       </w:r>
       <w:r>
         <w:rPr>
@@ -1485,6 +1501,22 @@
     </w:p>
     <w:p>
       <w:pPr>
+        <w:spacing w:after="160" w:line="276" w:lineRule="auto"/>
+        <w:jc w:val="both"/>
+        <w:rPr/>
+      </w:pPr>
+      <w:r>
+        <w:rPr>
+          <w:rFonts w:ascii="Times New Roman" w:cs="Times New Roman" w:eastAsia="Times New Roman" w:hAnsi="Times New Roman"/>
+          <w:sz w:val="24"/>
+          <w:szCs w:val="24"/>
+          <w:rtl w:val="0"/>
+        </w:rPr>
+        <w:t xml:space="preserve">The sensitivity this phase describes may not originate solely within the tank. Fish frequently arrive already carrying a physiological history shaped by the commercial supply chain: water quality and pathogen exposure have been documented to shift across multiple stages between wholesaler and retailer before a fish is ever sold (Vanderzwalmen et al., 2021). Some of what Early Phase attributes to adjustment to a new system may partly reflect recovery from that prior transit stress instead. This is noted as an open interpretive possibility rather than a confirmed mechanism; no data was found on domestic post-purchase mortality timing that would allow the two to be distinguished.</w:t>
+      </w:r>
+    </w:p>
+    <w:p>
+      <w:pPr>
         <w:pStyle w:val="Heading3"/>
         <w:spacing w:after="100" w:before="220" w:lineRule="auto"/>
         <w:rPr/>
@@ -2307,6 +2339,22 @@
     </w:p>
     <w:p>
       <w:pPr>
+        <w:spacing w:after="160" w:line="276" w:lineRule="auto"/>
+        <w:jc w:val="both"/>
+        <w:rPr/>
+      </w:pPr>
+      <w:r>
+        <w:rPr>
+          <w:rFonts w:ascii="Times New Roman" w:cs="Times New Roman" w:eastAsia="Times New Roman" w:hAnsi="Times New Roman"/>
+          <w:sz w:val="24"/>
+          <w:szCs w:val="24"/>
+          <w:rtl w:val="0"/>
+        </w:rPr>
+        <w:t xml:space="preserve">A related limitation sits underneath culture rather than beside it: ARA’s technology-neutral stance does not yet address whether the framework still treats formally measured, chemically named parameters as the reference language for demonstrating that a keeper understands their system. Historical evidence suggests this assumption does not track a simple East-West divide. Goldfish were selectively bred for colour and social meaning in China for over a millennium before any biochemical understanding of aquatic systems existed (Chen et al., 2020). Western fishkeeping shows a parallel pattern: the Victorian aquarium emerged as a status object and a vehicle for aesthetic instruction before it functioned as an ecological tool, with period manuals teaching readers how to enjoy a tank as much as how to run one (Feldman, 2022; Granata, 2021). Read together, these histories suggest that calibrating a keeper’s rhythm to meaning rather than to measured biology is not a deviation from some neutral scientific baseline unique to one tradition, but a pattern present early in most fishkeeping traditions examined here. ARA has not yet distinguished, in its own diagnostic language, between the absence of formal technical vocabulary and the absence of a functioning practice.</w:t>
+      </w:r>
+    </w:p>
+    <w:p>
+      <w:pPr>
         <w:pStyle w:val="Heading2"/>
         <w:spacing w:after="140" w:before="280" w:lineRule="auto"/>
         <w:rPr/>
@@ -2352,7 +2400,7 @@
           <w:szCs w:val="24"/>
           <w:rtl w:val="0"/>
         </w:rPr>
-        <w:t xml:space="preserve">ARA accepts this as a real limitation of its current, pre-operational form rather than dismissing it. The framework’s defence is conditional, not complete: the constructs become testable only when phase, forgiveness, and microbiome depth are assigned measurement criteria that are specified in advance and that are independent of the outcome being predicted. The System Phase Assessment rubric proposed in Section 7.1 is intended precisely to classify phase from observable characteristics before a disturbance occurs, so that a prediction about recovery can be made a priori and can be wrong. Until those instruments exist and are validated, the relational claims in Section 7.2 should be read as theoretically coherent propositions awaiting operationalisation, not as confirmed mechanisms. Stating this openly is intended to mark the boundary between what the framework currently establishes and what it can only, at this stage, propose.</w:t>
+        <w:t xml:space="preserve">ARA accepts this as a real limitation of its current, pre-operational form rather than dismissing it. The framework’s defence only goes so far: the constructs become testable only once phase, forgiveness, and microbiome depth are assigned measurement criteria that are specified in advance and independent of the outcome being predicted. The System Phase Assessment rubric proposed in Section 7.1 is intended precisely to classify phase from observable characteristics before a disturbance occurs, so that a prediction about recovery can be made a priori and can be wrong. Until those instruments exist and are validated, the relational claims in Section 7.2 should be read as theoretically coherent propositions awaiting operationalisation, not as confirmed mechanisms. Stating this openly is intended to mark the boundary between what the framework currently establishes and what it can only, at this stage, propose.</w:t>
       </w:r>
     </w:p>
     <w:p>
@@ -2591,6 +2639,38 @@
     </w:p>
     <w:p>
       <w:pPr>
+        <w:spacing w:after="160" w:line="276" w:lineRule="auto"/>
+        <w:jc w:val="both"/>
+        <w:rPr/>
+      </w:pPr>
+      <w:r>
+        <w:rPr>
+          <w:rFonts w:ascii="Times New Roman" w:cs="Times New Roman" w:eastAsia="Times New Roman" w:hAnsi="Times New Roman"/>
+          <w:sz w:val="24"/>
+          <w:szCs w:val="24"/>
+          <w:rtl w:val="0"/>
+        </w:rPr>
+        <w:t xml:space="preserve">Consistent with the concern raised in Section 6.5, the specific measurement dimensions for these instruments (for example, what exactly the Keeper Rhythm Index counts, and how) are deliberately not fixed in this paper. They are Phase 1 collaborative work. The commitment made here is procedural: whatever dimensions are settled on will be published openly, in advance of their use to test the propositions in Section 7.2, so that the criteria can be checked against the outcome rather than shaped by it.</w:t>
+      </w:r>
+    </w:p>
+    <w:p>
+      <w:pPr>
+        <w:spacing w:after="160" w:line="276" w:lineRule="auto"/>
+        <w:jc w:val="both"/>
+        <w:rPr/>
+      </w:pPr>
+      <w:r>
+        <w:rPr>
+          <w:rFonts w:ascii="Times New Roman" w:cs="Times New Roman" w:eastAsia="Times New Roman" w:hAnsi="Times New Roman"/>
+          <w:sz w:val="24"/>
+          <w:szCs w:val="24"/>
+          <w:rtl w:val="0"/>
+        </w:rPr>
+        <w:t xml:space="preserve">Consistent with the vocabulary-bias concern raised in Section 6.4, any instrument built from this agenda should favour behavioural indicators, such as water-change frequency, response to visible signs of stress, and routine stability, that can be read equally by a keeper managing an open-vessel or low-technology system and one managing an instrumented, high-technology one. An instrument that only makes sense to keepers fluent in chemical parameter language would reproduce the very assumption this framework aims to avoid.</w:t>
+      </w:r>
+    </w:p>
+    <w:p>
+      <w:pPr>
         <w:pStyle w:val="Heading2"/>
         <w:spacing w:after="140" w:before="280" w:lineRule="auto"/>
         <w:rPr/>
@@ -2679,6 +2759,22 @@
     </w:p>
     <w:p>
       <w:pPr>
+        <w:spacing w:after="160" w:line="276" w:lineRule="auto"/>
+        <w:jc w:val="both"/>
+        <w:rPr/>
+      </w:pPr>
+      <w:r>
+        <w:rPr>
+          <w:rFonts w:ascii="Times New Roman" w:cs="Times New Roman" w:eastAsia="Times New Roman" w:hAnsi="Times New Roman"/>
+          <w:sz w:val="24"/>
+          <w:szCs w:val="24"/>
+          <w:rtl w:val="0"/>
+        </w:rPr>
+        <w:t xml:space="preserve">No systematic survey data was found on the number of domestic aquarium keepers in Malaysia by system type, or on their technical literacy. This absence is a research gap for the agenda below to address, not evidence about how practices are actually distributed within that population, and no claim about that distribution is made here.</w:t>
+      </w:r>
+    </w:p>
+    <w:p>
+      <w:pPr>
         <w:pStyle w:val="Heading2"/>
         <w:spacing w:after="140" w:before="280" w:lineRule="auto"/>
         <w:rPr/>
@@ -2734,12 +2830,78 @@
           <w:szCs w:val="24"/>
           <w:rtl w:val="0"/>
         </w:rPr>
-        <w:t xml:space="preserve">This agenda is proposed as a flexible starting structure, not a fixed programme. The specific site, population, institutional setting, and methodological pathway are left open, to be shaped in dialogue with collaborators whose disciplinary expertise and field access may reveal stronger or more appropriate directions. Researchers interested in engaging with any phase of this agenda are invited to make contact. ARA is offered as a starting point for collaboration, not a completed theory awaiting confirmation.</w:t>
-      </w:r>
-      <w:r>
-        <w:rPr>
-          <w:rtl w:val="0"/>
-        </w:rPr>
+        <w:t xml:space="preserve">This agenda is proposed as a flexible starting structure rather than a fixed programme. The specific site, population, institutional setting, and methodological pathway are left open, to be shaped in dialogue with collaborators whose disciplinary expertise and field access may reveal stronger or more appropriate directions. Researchers interested in engaging with any phase of this agenda are invited to make contact. ARA is offered here as a starting point for collaboration; confirming it as a completed theory is work still to be done.</w:t>
+      </w:r>
+      <w:r>
+        <w:rPr>
+          <w:rtl w:val="0"/>
+        </w:rPr>
+      </w:r>
+    </w:p>
+    <w:p>
+      <w:pPr>
+        <w:pStyle w:val="Heading2"/>
+        <w:spacing w:after="140" w:before="280" w:lineRule="auto"/>
+        <w:rPr/>
+      </w:pPr>
+      <w:r>
+        <w:rPr>
+          <w:rFonts w:ascii="Times New Roman" w:cs="Times New Roman" w:eastAsia="Times New Roman" w:hAnsi="Times New Roman"/>
+          <w:b w:val="1"/>
+          <w:bCs w:val="1"/>
+          <w:sz w:val="26"/>
+          <w:szCs w:val="26"/>
+          <w:rtl w:val="0"/>
+        </w:rPr>
+        <w:t xml:space="preserve">7.5 Data Governance and the Companion Site</w:t>
+      </w:r>
+    </w:p>
+    <w:p>
+      <w:pPr>
+        <w:spacing w:after="160" w:line="276" w:lineRule="auto"/>
+        <w:jc w:val="both"/>
+        <w:rPr/>
+      </w:pPr>
+      <w:r>
+        <w:rPr>
+          <w:rFonts w:ascii="Times New Roman" w:cs="Times New Roman" w:eastAsia="Times New Roman" w:hAnsi="Times New Roman"/>
+          <w:sz w:val="24"/>
+          <w:szCs w:val="24"/>
+          <w:rtl w:val="0"/>
+        </w:rPr>
+        <w:t xml:space="preserve">Aquaticrhythm.com, the practical companion site referenced throughout this paper, may over time invite visitors to voluntarily contribute reflective self-report data (for example, through tools such as Read Your Rhythm) on an explicit opt-in basis, with the purpose disclosed at the point of collection rather than added afterward. This is worth stating plainly here rather than leaving it undiscussed: the site is a real point of contact between this framework and the people who use it, and that contact carries a data-governance responsibility even when collection is informal.</w:t>
+      </w:r>
+    </w:p>
+    <w:p>
+      <w:pPr>
+        <w:spacing w:after="160" w:line="276" w:lineRule="auto"/>
+        <w:jc w:val="both"/>
+        <w:rPr/>
+      </w:pPr>
+      <w:r>
+        <w:rPr>
+          <w:rFonts w:ascii="Times New Roman" w:cs="Times New Roman" w:eastAsia="Times New Roman" w:hAnsi="Times New Roman"/>
+          <w:sz w:val="24"/>
+          <w:szCs w:val="24"/>
+          <w:rtl w:val="0"/>
+        </w:rPr>
+        <w:t xml:space="preserve">Any data gathered this way should be understood as exploratory groundwork toward future instrument refinement. It is neither a representative sample nor evidence for the propositions in Section 7.2. Visitors who opt in are self-selected toward people already engaged enough with the framework to seek it out, which is precisely the kind of sampling bias that cannot support the causal or correlational claims this framework hopes to eventually test. Its value is upstream: sharpening which questions an instrument should ask, and demonstrating genuine engagement to prospective collaborators, not downstream confirmation of any claim in this paper.</w:t>
+      </w:r>
+    </w:p>
+    <w:p>
+      <w:pPr>
+        <w:spacing w:after="160" w:line="276" w:lineRule="auto"/>
+        <w:jc w:val="both"/>
+        <w:rPr/>
+      </w:pPr>
+      <w:r>
+        <w:rPr>
+          <w:rFonts w:ascii="Times New Roman" w:cs="Times New Roman" w:eastAsia="Times New Roman" w:hAnsi="Times New Roman"/>
+          <w:sz w:val="24"/>
+          <w:szCs w:val="24"/>
+          <w:rtl w:val="0"/>
+        </w:rPr>
+        <w:t xml:space="preserve">Formal hypothesis testing, should it occur, still requires the collaborative, ethically reviewed research design described in Section 7.4. Informally contributed site data does not substitute for that process, and any future use of such data in published research would itself be subject to ethical review at that time, regardless of how informally it was first collected.</w:t>
       </w:r>
     </w:p>
     <w:p>
@@ -2986,6 +3148,22 @@
           <w:szCs w:val="24"/>
           <w:rtl w:val="0"/>
         </w:rPr>
+        <w:t xml:space="preserve">Amano, T. (1994). Nature Aquarium World. TFH Publications.</w:t>
+      </w:r>
+    </w:p>
+    <w:p>
+      <w:pPr>
+        <w:spacing w:after="160" w:line="276" w:lineRule="auto"/>
+        <w:jc w:val="both"/>
+        <w:rPr/>
+      </w:pPr>
+      <w:r>
+        <w:rPr>
+          <w:rFonts w:ascii="Times New Roman" w:cs="Times New Roman" w:eastAsia="Times New Roman" w:hAnsi="Times New Roman"/>
+          <w:sz w:val="24"/>
+          <w:szCs w:val="24"/>
+          <w:rtl w:val="0"/>
+        </w:rPr>
         <w:t xml:space="preserve">Anjur, N., Sabran, S. F., Daud, H. M., &amp; Othman, N. Z. (2021). An update on the ornamental fish industry in Malaysia: Aeromonas hydrophila-associated disease and its treatment control. Veterinary World, 14(5), 1143–1152. https://doi.org/10.14202/vetworld.2021.1143-1152</w:t>
       </w:r>
       <w:r>
@@ -3070,6 +3248,22 @@
           <w:szCs w:val="24"/>
           <w:rtl w:val="0"/>
         </w:rPr>
+        <w:t xml:space="preserve">Chen, Z., Omori, Y., Koren, S., Shirokiya, T., Kuroda, T., Miyamoto, A., Wada, H., Fujiyama, A., Toyoda, A., Zhang, S., Wolfsberg, T. G., Kawakami, K., Phillippy, A. M., Mullikin, J. C., &amp; Burgess, S. M. (2020). The evolutionary origin and domestication history of goldfish (Carassius auratus). Proceedings of the National Academy of Sciences, 117(47), 29775–29785. https://doi.org/10.1073/pnas.2005545117</w:t>
+      </w:r>
+    </w:p>
+    <w:p>
+      <w:pPr>
+        <w:spacing w:after="160" w:line="276" w:lineRule="auto"/>
+        <w:jc w:val="both"/>
+        <w:rPr/>
+      </w:pPr>
+      <w:r>
+        <w:rPr>
+          <w:rFonts w:ascii="Times New Roman" w:cs="Times New Roman" w:eastAsia="Times New Roman" w:hAnsi="Times New Roman"/>
+          <w:sz w:val="24"/>
+          <w:szCs w:val="24"/>
+          <w:rtl w:val="0"/>
+        </w:rPr>
         <w:t xml:space="preserve">Deci, E. L., &amp; Ryan, R. M. (2000). The “what” and “why” of goal pursuits: Human needs and the self-determination of behavior. Psychological Inquiry, 11(4), 227–268. https://doi.org/10.1207/S15327965PLI1104_01</w:t>
       </w:r>
       <w:r>
@@ -3091,6 +3285,38 @@
           <w:szCs w:val="24"/>
           <w:rtl w:val="0"/>
         </w:rPr>
+        <w:t xml:space="preserve">Feldman, A. C. (2022). Staging the ocean: The emergence of the aquarium in Victorian England [Master’s thesis, City University of New York]. CUNY Academic Works. https://academicworks.cuny.edu/gc_etds/5759</w:t>
+      </w:r>
+    </w:p>
+    <w:p>
+      <w:pPr>
+        <w:spacing w:after="160" w:line="276" w:lineRule="auto"/>
+        <w:jc w:val="both"/>
+        <w:rPr/>
+      </w:pPr>
+      <w:r>
+        <w:rPr>
+          <w:rFonts w:ascii="Times New Roman" w:cs="Times New Roman" w:eastAsia="Times New Roman" w:hAnsi="Times New Roman"/>
+          <w:sz w:val="24"/>
+          <w:szCs w:val="24"/>
+          <w:rtl w:val="0"/>
+        </w:rPr>
+        <w:t xml:space="preserve">Granata, S. (2021). The Victorian aquarium: Literary discussions on nature, culture, and science. Manchester University Press.</w:t>
+      </w:r>
+    </w:p>
+    <w:p>
+      <w:pPr>
+        <w:spacing w:after="160" w:line="276" w:lineRule="auto"/>
+        <w:jc w:val="both"/>
+        <w:rPr/>
+      </w:pPr>
+      <w:r>
+        <w:rPr>
+          <w:rFonts w:ascii="Times New Roman" w:cs="Times New Roman" w:eastAsia="Times New Roman" w:hAnsi="Times New Roman"/>
+          <w:sz w:val="24"/>
+          <w:szCs w:val="24"/>
+          <w:rtl w:val="0"/>
+        </w:rPr>
         <w:t xml:space="preserve">Gunderson, L. H., &amp; Holling, C. S. (Eds.). (2002). Panarchy: Understanding transformations in human and natural systems. Island Press.</w:t>
       </w:r>
       <w:r>
@@ -3301,6 +3527,22 @@
           <w:szCs w:val="24"/>
           <w:rtl w:val="0"/>
         </w:rPr>
+        <w:t xml:space="preserve">Riveiro de la Peña, C. (2026). Definición oficial de MACI. MACI Aquarium. https://systemmaci.com/definicion-oficial-de-maci/</w:t>
+      </w:r>
+    </w:p>
+    <w:p>
+      <w:pPr>
+        <w:spacing w:after="160" w:line="276" w:lineRule="auto"/>
+        <w:jc w:val="both"/>
+        <w:rPr/>
+      </w:pPr>
+      <w:r>
+        <w:rPr>
+          <w:rFonts w:ascii="Times New Roman" w:cs="Times New Roman" w:eastAsia="Times New Roman" w:hAnsi="Times New Roman"/>
+          <w:sz w:val="24"/>
+          <w:szCs w:val="24"/>
+          <w:rtl w:val="0"/>
+        </w:rPr>
         <w:t xml:space="preserve">Rogers, C. R. (1959). A theory of therapy, personality, and interpersonal relationships as developed in the client-centered framework. In S. Koch (Ed.), Psychology: A study of a science (Vol. 3, pp. 184–256). McGraw-Hill.</w:t>
       </w:r>
       <w:r>
@@ -3349,6 +3591,38 @@
         <w:rPr>
           <w:rtl w:val="0"/>
         </w:rPr>
+      </w:r>
+    </w:p>
+    <w:p>
+      <w:pPr>
+        <w:spacing w:after="160" w:line="276" w:lineRule="auto"/>
+        <w:jc w:val="both"/>
+        <w:rPr/>
+      </w:pPr>
+      <w:r>
+        <w:rPr>
+          <w:rFonts w:ascii="Times New Roman" w:cs="Times New Roman" w:eastAsia="Times New Roman" w:hAnsi="Times New Roman"/>
+          <w:sz w:val="24"/>
+          <w:szCs w:val="24"/>
+          <w:rtl w:val="0"/>
+        </w:rPr>
+        <w:t xml:space="preserve">Vanderzwalmen, M., McNeill, J., Delieuvin, D., Senes, S., Sanchez-Lacalle, D., Mullen, C., McLellan, I., Carey, P., Snellgrove, D., Foggo, A., Alexander, M. E., Henriquez, F. L., &amp; Sloman, K. A. (2021). Monitoring water quality changes and ornamental fish behaviour during commercial transport. Aquaculture, 531, 735860. https://doi.org/10.1016/j.aquaculture.2020.735860</w:t>
+      </w:r>
+    </w:p>
+    <w:p>
+      <w:pPr>
+        <w:spacing w:after="160" w:line="276" w:lineRule="auto"/>
+        <w:jc w:val="both"/>
+        <w:rPr/>
+      </w:pPr>
+      <w:r>
+        <w:rPr>
+          <w:rFonts w:ascii="Times New Roman" w:cs="Times New Roman" w:eastAsia="Times New Roman" w:hAnsi="Times New Roman"/>
+          <w:sz w:val="24"/>
+          <w:szCs w:val="24"/>
+          <w:rtl w:val="0"/>
+        </w:rPr>
+        <w:t xml:space="preserve">Walstad, D. L. (1999). Ecology of the Planted Aquarium: A Practical Manual and Scientific Treatise for the Home Aquarist. Echinodorus Publishing.</w:t>
       </w:r>
     </w:p>
     <w:p>
